--- a/rep_reports/Eliza_performance_report.docx
+++ b/rep_reports/Eliza_performance_report.docx
@@ -73,7 +73,7 @@
           <w:color w:val="666666"/>
           <w:sz w:val="22"/>
         </w:rPr>
-        <w:t>February 1-21, 2026 (18 Working Days)</w:t>
+        <w:t>February 1-28, 2026 (24 Working Days — Full Month)</w:t>
       </w:r>
     </w:p>
     <w:p>
@@ -86,7 +86,7 @@
           <w:color w:val="999999"/>
           <w:sz w:val="18"/>
         </w:rPr>
-        <w:t>Generated: 2026-02-27 15:54:29</w:t>
+        <w:t>Generated: 2026-03-01 18:47:37</w:t>
       </w:r>
     </w:p>
     <w:p>
@@ -207,7 +207,7 @@
               <w:rPr>
                 <w:sz w:val="18"/>
               </w:rPr>
-              <w:t>KES 8,456,260</w:t>
+              <w:t>KES 11,367,285</w:t>
             </w:r>
           </w:p>
         </w:tc>
@@ -224,7 +224,7 @@
               <w:rPr>
                 <w:sz w:val="18"/>
               </w:rPr>
-              <w:t>▲ 19.2% vs team avg</w:t>
+              <w:t>▲ 21.2% vs team avg</w:t>
             </w:r>
           </w:p>
         </w:tc>
@@ -262,7 +262,7 @@
               <w:rPr>
                 <w:sz w:val="18"/>
               </w:rPr>
-              <w:t>KES 842,095</w:t>
+              <w:t>KES 1,063,082</w:t>
             </w:r>
           </w:p>
         </w:tc>
@@ -280,7 +280,7 @@
               <w:rPr>
                 <w:sz w:val="18"/>
               </w:rPr>
-              <w:t>19.4% of team total</w:t>
+              <w:t>18.4% of team total</w:t>
             </w:r>
           </w:p>
         </w:tc>
@@ -316,7 +316,7 @@
               <w:rPr>
                 <w:sz w:val="18"/>
               </w:rPr>
-              <w:t>10.0%</w:t>
+              <w:t>9.4%</w:t>
             </w:r>
           </w:p>
         </w:tc>
@@ -333,7 +333,7 @@
               <w:rPr>
                 <w:sz w:val="18"/>
               </w:rPr>
-              <w:t>Team avg: 8.7%</w:t>
+              <w:t>Team avg: 8.8%</w:t>
             </w:r>
           </w:p>
         </w:tc>
@@ -371,7 +371,7 @@
               <w:rPr>
                 <w:sz w:val="18"/>
               </w:rPr>
-              <w:t>10,636</w:t>
+              <w:t>14,917</w:t>
             </w:r>
           </w:p>
         </w:tc>
@@ -424,7 +424,7 @@
               <w:rPr>
                 <w:sz w:val="18"/>
               </w:rPr>
-              <w:t>KES 469,792</w:t>
+              <w:t>KES 473,637</w:t>
             </w:r>
           </w:p>
         </w:tc>
@@ -478,7 +478,7 @@
               <w:rPr>
                 <w:sz w:val="18"/>
               </w:rPr>
-              <w:t>KES 46,783</w:t>
+              <w:t>KES 44,295</w:t>
             </w:r>
           </w:p>
         </w:tc>
@@ -531,7 +531,7 @@
               <w:rPr>
                 <w:sz w:val="18"/>
               </w:rPr>
-              <w:t>17.0%</w:t>
+              <w:t>17.3%</w:t>
             </w:r>
           </w:p>
         </w:tc>
@@ -1129,6 +1129,116 @@
         <w:tc>
           <w:tcPr>
             <w:tcW w:type="dxa" w:w="1440"/>
+            <w:shd w:fill="ECF0F1"/>
+          </w:tcPr>
+          <w:p>
+            <w:pPr>
+              <w:jc w:val="center"/>
+            </w:pPr>
+            <w:r/>
+            <w:r>
+              <w:rPr>
+                <w:sz w:val="18"/>
+              </w:rPr>
+              <w:t>Week 4 (Feb 23-28)</w:t>
+            </w:r>
+          </w:p>
+        </w:tc>
+        <w:tc>
+          <w:tcPr>
+            <w:tcW w:type="dxa" w:w="1440"/>
+            <w:shd w:fill="ECF0F1"/>
+          </w:tcPr>
+          <w:p>
+            <w:pPr>
+              <w:jc w:val="center"/>
+            </w:pPr>
+            <w:r/>
+            <w:r>
+              <w:rPr>
+                <w:sz w:val="18"/>
+              </w:rPr>
+              <w:t>KES 2,911,025</w:t>
+            </w:r>
+          </w:p>
+        </w:tc>
+        <w:tc>
+          <w:tcPr>
+            <w:tcW w:type="dxa" w:w="1440"/>
+            <w:shd w:fill="ECF0F1"/>
+          </w:tcPr>
+          <w:p>
+            <w:pPr>
+              <w:jc w:val="center"/>
+            </w:pPr>
+            <w:r/>
+            <w:r>
+              <w:rPr>
+                <w:sz w:val="18"/>
+              </w:rPr>
+              <w:t>KES 220,987</w:t>
+            </w:r>
+          </w:p>
+        </w:tc>
+        <w:tc>
+          <w:tcPr>
+            <w:tcW w:type="dxa" w:w="1440"/>
+            <w:shd w:fill="ECF0F1"/>
+          </w:tcPr>
+          <w:p>
+            <w:pPr>
+              <w:jc w:val="center"/>
+            </w:pPr>
+            <w:r/>
+            <w:r>
+              <w:rPr>
+                <w:sz w:val="18"/>
+              </w:rPr>
+              <w:t>7.6%</w:t>
+            </w:r>
+          </w:p>
+        </w:tc>
+        <w:tc>
+          <w:tcPr>
+            <w:tcW w:type="dxa" w:w="1440"/>
+            <w:shd w:fill="ECF0F1"/>
+          </w:tcPr>
+          <w:p>
+            <w:pPr>
+              <w:jc w:val="center"/>
+            </w:pPr>
+            <w:r/>
+            <w:r>
+              <w:rPr>
+                <w:sz w:val="18"/>
+              </w:rPr>
+              <w:t>KES 485,171</w:t>
+            </w:r>
+          </w:p>
+        </w:tc>
+        <w:tc>
+          <w:tcPr>
+            <w:tcW w:type="dxa" w:w="1440"/>
+            <w:shd w:fill="ECF0F1"/>
+          </w:tcPr>
+          <w:p>
+            <w:pPr>
+              <w:jc w:val="center"/>
+            </w:pPr>
+            <w:r/>
+            <w:r>
+              <w:rPr>
+                <w:sz w:val="18"/>
+              </w:rPr>
+              <w:t>-14.5%</w:t>
+            </w:r>
+          </w:p>
+        </w:tc>
+      </w:tr>
+      <w:tr>
+        <w:tc>
+          <w:tcPr>
+            <w:tcW w:type="dxa" w:w="1440"/>
             <w:shd w:fill="D5F5E3"/>
           </w:tcPr>
           <w:p>
@@ -1141,7 +1251,7 @@
                 <w:b/>
                 <w:sz w:val="18"/>
               </w:rPr>
-              <w:t>TOTAL</w:t>
+              <w:t>FULL MONTH</w:t>
             </w:r>
           </w:p>
         </w:tc>
@@ -1160,7 +1270,7 @@
                 <w:b/>
                 <w:sz w:val="18"/>
               </w:rPr>
-              <w:t>KES 8,456,260</w:t>
+              <w:t>KES 11,367,285</w:t>
             </w:r>
           </w:p>
         </w:tc>
@@ -1179,7 +1289,7 @@
                 <w:b/>
                 <w:sz w:val="18"/>
               </w:rPr>
-              <w:t>KES 842,095</w:t>
+              <w:t>KES 1,063,082</w:t>
             </w:r>
           </w:p>
         </w:tc>
@@ -1198,7 +1308,7 @@
                 <w:b/>
                 <w:sz w:val="18"/>
               </w:rPr>
-              <w:t>10.0%</w:t>
+              <w:t>9.4%</w:t>
             </w:r>
           </w:p>
         </w:tc>
@@ -1217,7 +1327,7 @@
                 <w:b/>
                 <w:sz w:val="18"/>
               </w:rPr>
-              <w:t>KES 469,792</w:t>
+              <w:t>KES 473,637</w:t>
             </w:r>
           </w:p>
         </w:tc>
@@ -1236,7 +1346,7 @@
                 <w:b/>
                 <w:sz w:val="18"/>
               </w:rPr>
-              <w:t>+43.6%</w:t>
+              <w:t>+22.8%</w:t>
             </w:r>
           </w:p>
         </w:tc>
@@ -1273,9 +1383,18 @@
       <w:r>
         <w:rPr>
           <w:b/>
-          <w:color w:val="27AE60"/>
+          <w:color w:val="E74C3C"/>
         </w:rPr>
-        <w:t>📈 Consistent upward trend over 3 weeks (+43.6% overall)</w:t>
+        <w:t>▼ W3→W4: Sales decreased by 14.5% (KES 3,403K → 2,911K)</w:t>
+      </w:r>
+    </w:p>
+    <w:p>
+      <w:r>
+        <w:rPr>
+          <w:b/>
+          <w:color w:val="E67E22"/>
+        </w:rPr>
+        <w:t>⚠️ Week 4 decline (-14.5%) — ended month on a downward note</w:t>
       </w:r>
     </w:p>
     <w:p>
@@ -1459,7 +1578,7 @@
               <w:rPr>
                 <w:sz w:val="18"/>
               </w:rPr>
-              <w:t>KES 6,742,565</w:t>
+              <w:t>KES 9,508,180</w:t>
             </w:r>
           </w:p>
         </w:tc>
@@ -1476,7 +1595,7 @@
               <w:rPr>
                 <w:sz w:val="18"/>
               </w:rPr>
-              <w:t>KES 549,398</w:t>
+              <w:t>KES 736,652</w:t>
             </w:r>
           </w:p>
         </w:tc>
@@ -1493,7 +1612,7 @@
               <w:rPr>
                 <w:sz w:val="18"/>
               </w:rPr>
-              <w:t>8.1%</w:t>
+              <w:t>7.7%</w:t>
             </w:r>
           </w:p>
         </w:tc>
@@ -1510,7 +1629,7 @@
               <w:rPr>
                 <w:sz w:val="18"/>
               </w:rPr>
-              <w:t>8,376</w:t>
+              <w:t>12,185</w:t>
             </w:r>
           </w:p>
         </w:tc>
@@ -1527,7 +1646,7 @@
               <w:rPr>
                 <w:sz w:val="18"/>
               </w:rPr>
-              <w:t>79.7%</w:t>
+              <w:t>83.6%</w:t>
             </w:r>
           </w:p>
         </w:tc>
@@ -1565,7 +1684,7 @@
               <w:rPr>
                 <w:sz w:val="18"/>
               </w:rPr>
-              <w:t>KES 1,483,420</w:t>
+              <w:t>KES 1,554,840</w:t>
             </w:r>
           </w:p>
         </w:tc>
@@ -1583,7 +1702,7 @@
               <w:rPr>
                 <w:sz w:val="18"/>
               </w:rPr>
-              <w:t>KES 222,538</w:t>
+              <w:t>KES 238,930</w:t>
             </w:r>
           </w:p>
         </w:tc>
@@ -1601,7 +1720,7 @@
               <w:rPr>
                 <w:sz w:val="18"/>
               </w:rPr>
-              <w:t>15.0%</w:t>
+              <w:t>15.4%</w:t>
             </w:r>
           </w:p>
         </w:tc>
@@ -1619,7 +1738,7 @@
               <w:rPr>
                 <w:sz w:val="18"/>
               </w:rPr>
-              <w:t>1,236</w:t>
+              <w:t>1,391</w:t>
             </w:r>
           </w:p>
         </w:tc>
@@ -1637,7 +1756,7 @@
               <w:rPr>
                 <w:sz w:val="18"/>
               </w:rPr>
-              <w:t>17.5%</w:t>
+              <w:t>13.7%</w:t>
             </w:r>
           </w:p>
         </w:tc>
@@ -1673,7 +1792,7 @@
               <w:rPr>
                 <w:sz w:val="18"/>
               </w:rPr>
-              <w:t>KES 180,225</w:t>
+              <w:t>KES 247,935</w:t>
             </w:r>
           </w:p>
         </w:tc>
@@ -1690,7 +1809,7 @@
               <w:rPr>
                 <w:sz w:val="18"/>
               </w:rPr>
-              <w:t>KES 58,666</w:t>
+              <w:t>KES 74,715</w:t>
             </w:r>
           </w:p>
         </w:tc>
@@ -1707,7 +1826,7 @@
               <w:rPr>
                 <w:sz w:val="18"/>
               </w:rPr>
-              <w:t>32.6%</w:t>
+              <w:t>30.1%</w:t>
             </w:r>
           </w:p>
         </w:tc>
@@ -1724,7 +1843,7 @@
               <w:rPr>
                 <w:sz w:val="18"/>
               </w:rPr>
-              <w:t>624</w:t>
+              <w:t>794</w:t>
             </w:r>
           </w:p>
         </w:tc>
@@ -1741,7 +1860,7 @@
               <w:rPr>
                 <w:sz w:val="18"/>
               </w:rPr>
-              <w:t>2.1%</w:t>
+              <w:t>2.2%</w:t>
             </w:r>
           </w:p>
         </w:tc>
@@ -1779,7 +1898,7 @@
               <w:rPr>
                 <w:sz w:val="18"/>
               </w:rPr>
-              <w:t>KES 50,050</w:t>
+              <w:t>KES 56,330</w:t>
             </w:r>
           </w:p>
         </w:tc>
@@ -1797,7 +1916,7 @@
               <w:rPr>
                 <w:sz w:val="18"/>
               </w:rPr>
-              <w:t>KES 11,493</w:t>
+              <w:t>KES 12,784</w:t>
             </w:r>
           </w:p>
         </w:tc>
@@ -1815,7 +1934,7 @@
               <w:rPr>
                 <w:sz w:val="18"/>
               </w:rPr>
-              <w:t>23.0%</w:t>
+              <w:t>22.7%</w:t>
             </w:r>
           </w:p>
         </w:tc>
@@ -1833,7 +1952,7 @@
               <w:rPr>
                 <w:sz w:val="18"/>
               </w:rPr>
-              <w:t>400</w:t>
+              <w:t>547</w:t>
             </w:r>
           </w:p>
         </w:tc>
@@ -1851,7 +1970,7 @@
               <w:rPr>
                 <w:sz w:val="18"/>
               </w:rPr>
-              <w:t>0.6%</w:t>
+              <w:t>0.5%</w:t>
             </w:r>
           </w:p>
         </w:tc>
@@ -1891,7 +2010,7 @@
                 <w:b/>
                 <w:sz w:val="18"/>
               </w:rPr>
-              <w:t>KES 8,456,260</w:t>
+              <w:t>KES 11,367,285</w:t>
             </w:r>
           </w:p>
         </w:tc>
@@ -1910,7 +2029,7 @@
                 <w:b/>
                 <w:sz w:val="18"/>
               </w:rPr>
-              <w:t>KES 842,095</w:t>
+              <w:t>KES 1,063,082</w:t>
             </w:r>
           </w:p>
         </w:tc>
@@ -1929,7 +2048,7 @@
                 <w:b/>
                 <w:sz w:val="18"/>
               </w:rPr>
-              <w:t>10.0%</w:t>
+              <w:t>9.4%</w:t>
             </w:r>
           </w:p>
         </w:tc>
@@ -1948,7 +2067,7 @@
                 <w:b/>
                 <w:sz w:val="18"/>
               </w:rPr>
-              <w:t>10,636</w:t>
+              <w:t>14,917</w:t>
             </w:r>
           </w:p>
         </w:tc>
@@ -1995,7 +2114,7 @@
           <w:color w:val="555555"/>
           <w:sz w:val="18"/>
         </w:rPr>
-        <w:t>W1: KES 1,636,135 → W2: KES 2,232,275 → W3: KES 2,874,155 → Overall: ▲76%</w:t>
+        <w:t>W1: KES 1,636,135 → W2: KES 2,232,275 → W3: KES 2,874,155 → W4: KES 2,765,615 → Overall: ▲69%</w:t>
       </w:r>
     </w:p>
     <w:p>
@@ -2011,7 +2130,7 @@
           <w:color w:val="555555"/>
           <w:sz w:val="18"/>
         </w:rPr>
-        <w:t>W1: KES 595,550 → W2: KES 432,050 → W3: KES 455,820 → Overall: ▼23%</w:t>
+        <w:t>W1: KES 595,550 → W2: KES 432,050 → W3: KES 455,820 → W4: KES 71,420 → Overall: ▼88%</w:t>
       </w:r>
     </w:p>
     <w:p>
@@ -2027,7 +2146,7 @@
           <w:color w:val="555555"/>
           <w:sz w:val="18"/>
         </w:rPr>
-        <w:t>W1: KES 100,035 → W2: KES 16,110 → W3: KES 64,080 → Overall: ▼36%</w:t>
+        <w:t>W1: KES 100,035 → W2: KES 16,110 → W3: KES 64,080 → W4: KES 67,710 → Overall: ▼32%</w:t>
       </w:r>
     </w:p>
     <w:p>
@@ -2043,7 +2162,7 @@
           <w:color w:val="555555"/>
           <w:sz w:val="18"/>
         </w:rPr>
-        <w:t>W1: KES 38,940 → W2: KES 1,960 → W3: KES 9,150 → Overall: ▼77%</w:t>
+        <w:t>W1: KES 38,940 → W2: KES 1,960 → W3: KES 9,150 → W4: KES 6,280 → Overall: ▼84%</w:t>
       </w:r>
     </w:p>
     <w:p>
@@ -2381,7 +2500,7 @@
               <w:rPr>
                 <w:sz w:val="18"/>
               </w:rPr>
-              <w:t>KES 19,339,020</w:t>
+              <w:t>KES 25,230,250</w:t>
             </w:r>
           </w:p>
         </w:tc>
@@ -2415,7 +2534,7 @@
               <w:rPr>
                 <w:sz w:val="18"/>
               </w:rPr>
-              <w:t>38.9%</w:t>
+              <w:t>38.4%</w:t>
             </w:r>
           </w:p>
         </w:tc>
@@ -2471,7 +2590,7 @@
               <w:rPr>
                 <w:sz w:val="18"/>
               </w:rPr>
-              <w:t>KES 9,453,025</w:t>
+              <w:t>KES 13,451,533</w:t>
             </w:r>
           </w:p>
         </w:tc>
@@ -2489,7 +2608,7 @@
               <w:rPr>
                 <w:sz w:val="18"/>
               </w:rPr>
-              <w:t>8.1%</w:t>
+              <w:t>8.4%</w:t>
             </w:r>
           </w:p>
         </w:tc>
@@ -2507,7 +2626,7 @@
               <w:rPr>
                 <w:sz w:val="18"/>
               </w:rPr>
-              <w:t>19.0%</w:t>
+              <w:t>20.5%</w:t>
             </w:r>
           </w:p>
         </w:tc>
@@ -2566,7 +2685,7 @@
                 <w:b/>
                 <w:sz w:val="18"/>
               </w:rPr>
-              <w:t>KES 8,456,260</w:t>
+              <w:t>KES 11,367,285</w:t>
             </w:r>
           </w:p>
         </w:tc>
@@ -2585,7 +2704,7 @@
                 <w:b/>
                 <w:sz w:val="18"/>
               </w:rPr>
-              <w:t>10.0%</w:t>
+              <w:t>9.4%</w:t>
             </w:r>
           </w:p>
         </w:tc>
@@ -2604,7 +2723,7 @@
                 <w:b/>
                 <w:sz w:val="18"/>
               </w:rPr>
-              <w:t>17.0%</w:t>
+              <w:t>17.3%</w:t>
             </w:r>
           </w:p>
         </w:tc>
@@ -2642,7 +2761,7 @@
               <w:rPr>
                 <w:sz w:val="18"/>
               </w:rPr>
-              <w:t>Stephen</w:t>
+              <w:t>Bonface Muriu</w:t>
             </w:r>
           </w:p>
         </w:tc>
@@ -2660,7 +2779,7 @@
               <w:rPr>
                 <w:sz w:val="18"/>
               </w:rPr>
-              <w:t>KES 4,067,316</w:t>
+              <w:t>KES 5,391,674</w:t>
             </w:r>
           </w:p>
         </w:tc>
@@ -2678,7 +2797,7 @@
               <w:rPr>
                 <w:sz w:val="18"/>
               </w:rPr>
-              <w:t>10.2%</w:t>
+              <w:t>14.9%</w:t>
             </w:r>
           </w:p>
         </w:tc>
@@ -2732,7 +2851,7 @@
               <w:rPr>
                 <w:sz w:val="18"/>
               </w:rPr>
-              <w:t>Bonface Muriu</w:t>
+              <w:t>Stephen</w:t>
             </w:r>
           </w:p>
         </w:tc>
@@ -2749,7 +2868,7 @@
               <w:rPr>
                 <w:sz w:val="18"/>
               </w:rPr>
-              <w:t>KES 3,948,909</w:t>
+              <w:t>KES 5,185,269</w:t>
             </w:r>
           </w:p>
         </w:tc>
@@ -2766,7 +2885,7 @@
               <w:rPr>
                 <w:sz w:val="18"/>
               </w:rPr>
-              <w:t>13.9%</w:t>
+              <w:t>10.3%</w:t>
             </w:r>
           </w:p>
         </w:tc>
@@ -2783,7 +2902,7 @@
               <w:rPr>
                 <w:sz w:val="18"/>
               </w:rPr>
-              <w:t>8.0%</w:t>
+              <w:t>7.9%</w:t>
             </w:r>
           </w:p>
         </w:tc>
@@ -2839,7 +2958,7 @@
               <w:rPr>
                 <w:sz w:val="18"/>
               </w:rPr>
-              <w:t>KES 2,614,482</w:t>
+              <w:t>KES 2,964,407</w:t>
             </w:r>
           </w:p>
         </w:tc>
@@ -2857,7 +2976,7 @@
               <w:rPr>
                 <w:sz w:val="18"/>
               </w:rPr>
-              <w:t>14.3%</w:t>
+              <w:t>14.5%</w:t>
             </w:r>
           </w:p>
         </w:tc>
@@ -2875,7 +2994,7 @@
               <w:rPr>
                 <w:sz w:val="18"/>
               </w:rPr>
-              <w:t>5.3%</w:t>
+              <w:t>4.5%</w:t>
             </w:r>
           </w:p>
         </w:tc>
@@ -2928,7 +3047,7 @@
               <w:rPr>
                 <w:sz w:val="18"/>
               </w:rPr>
-              <w:t>KES 1,790,725</w:t>
+              <w:t>KES 2,080,190</w:t>
             </w:r>
           </w:p>
         </w:tc>
@@ -2945,7 +3064,7 @@
               <w:rPr>
                 <w:sz w:val="18"/>
               </w:rPr>
-              <w:t>14.1%</w:t>
+              <w:t>15.2%</w:t>
             </w:r>
           </w:p>
         </w:tc>
@@ -2962,7 +3081,7 @@
               <w:rPr>
                 <w:sz w:val="18"/>
               </w:rPr>
-              <w:t>3.6%</w:t>
+              <w:t>3.2%</w:t>
             </w:r>
           </w:p>
         </w:tc>
@@ -3035,7 +3154,7 @@
           <w:color w:val="34495E"/>
           <w:sz w:val="20"/>
         </w:rPr>
-        <w:t>Sales 19% above team average - solid performance</w:t>
+        <w:t>Sales 21% above team average - solid performance</w:t>
       </w:r>
     </w:p>
     <w:p>
@@ -3068,10 +3187,10 @@
       </w:pPr>
       <w:r>
         <w:rPr>
-          <w:color w:val="27AE60"/>
+          <w:color w:val="E74C3C"/>
           <w:sz w:val="20"/>
         </w:rPr>
-        <w:t>📈 Consistent upward trend over 3 weeks (+43.6% overall)</w:t>
+        <w:t>W3→W4: Declined -14.5% (KES 3,403K → 2,911K)</w:t>
       </w:r>
     </w:p>
     <w:p>
@@ -3083,7 +3202,19 @@
           <w:color w:val="34495E"/>
           <w:sz w:val="20"/>
         </w:rPr>
-        <w:t>General Hardware: 15.5% of dept, 8.1% margin</w:t>
+        <w:t>📊 Mostly positive trend over 4 weeks (+22.8% overall)</w:t>
+      </w:r>
+    </w:p>
+    <w:p>
+      <w:pPr>
+        <w:pStyle w:val="ListBullet"/>
+      </w:pPr>
+      <w:r>
+        <w:rPr>
+          <w:color w:val="34495E"/>
+          <w:sz w:val="20"/>
+        </w:rPr>
+        <w:t>General Hardware: 16.5% of dept, 7.7% margin</w:t>
       </w:r>
     </w:p>
     <w:p>
@@ -3107,7 +3238,7 @@
           <w:color w:val="34495E"/>
           <w:sz w:val="20"/>
         </w:rPr>
-        <w:t>Best margin in PLUMBING: 32.6%</w:t>
+        <w:t>Best margin in PLUMBING: 30.1%</w:t>
       </w:r>
     </w:p>
     <w:p/>
@@ -3124,7 +3255,7 @@
         <w:pStyle w:val="ListBullet"/>
       </w:pPr>
       <w:r>
-        <w:t>Maintain excellent margin discipline at 10.0% (above team avg of 8.7%).</w:t>
+        <w:t>Maintain excellent margin discipline at 9.4% (above team avg of 8.8%).</w:t>
       </w:r>
     </w:p>
     <w:p>
@@ -3132,7 +3263,7 @@
         <w:pStyle w:val="ListBullet"/>
       </w:pPr>
       <w:r>
-        <w:t>Outstanding Week 3 growth of +26.9%. Maintain this momentum into Week 4.</w:t>
+        <w:t>Week 4 showed a 14.5% decline. Review customer activity and set targets for March.</w:t>
       </w:r>
     </w:p>
     <w:p>
